--- a/reports/2026-06_effexor_focus_report.docx
+++ b/reports/2026-06_effexor_focus_report.docx
@@ -28,6 +28,99 @@
         </w:rPr>
         <w:t>数据范围：2026-06-01 至 2026-06-30｜来源：产品/竞品研究进展 + NKOL 微信/PubMed 明细</w:t>
       </w:r>
+    </w:p>
+    <w:p>
+      <w:pPr>
+        <w:spacing w:before="200" w:after="120"/>
+      </w:pPr>
+      <w:r>
+        <w:rPr>
+          <w:rFonts w:ascii="Microsoft YaHei" w:hAnsi="Microsoft YaHei" w:eastAsia="微软雅黑"/>
+          <w:b/>
+          <w:color w:val="0F766D"/>
+          <w:sz w:val="28"/>
+        </w:rPr>
+        <w:t>管理层摘要</w:t>
+      </w:r>
+    </w:p>
+    <w:p>
+      <w:pPr>
+        <w:spacing w:after="100" w:line="300" w:lineRule="auto"/>
+      </w:pPr>
+      <w:r>
+        <w:rPr>
+          <w:rFonts w:ascii="Microsoft YaHei" w:hAnsi="Microsoft YaHei" w:eastAsia="微软雅黑"/>
+          <w:b/>
+          <w:color w:val="173B3A"/>
+          <w:sz w:val="23"/>
+        </w:rPr>
+        <w:t>6月怡诺思的核心信号是：文拉法辛同成分仍有临床更新，但外部竞争更多来自非SSRI/SNRI、SSRI同类和快速起效新机制疗法，本月KOL侧暂缺可用信号。</w:t>
+      </w:r>
+    </w:p>
+    <w:p>
+      <w:pPr>
+        <w:spacing w:after="60" w:line="293" w:lineRule="auto"/>
+        <w:ind w:left="160"/>
+      </w:pPr>
+      <w:r>
+        <w:rPr>
+          <w:rFonts w:ascii="Microsoft YaHei" w:hAnsi="Microsoft YaHei" w:eastAsia="微软雅黑"/>
+          <w:b w:val="0"/>
+          <w:color w:val="253638"/>
+          <w:sz w:val="21"/>
+        </w:rPr>
+        <w:t>发生了什么：本月纳入89条产品/竞品进展，40条建议跟进、16条高证据；更新覆盖文拉法辛、安非他酮、舍曲林、艾司氯胺酮、裸盖菇素、度洛西汀等。</w:t>
+      </w:r>
+    </w:p>
+    <w:p>
+      <w:pPr>
+        <w:spacing w:after="60" w:line="293" w:lineRule="auto"/>
+        <w:ind w:left="160"/>
+      </w:pPr>
+      <w:r>
+        <w:rPr>
+          <w:rFonts w:ascii="Microsoft YaHei" w:hAnsi="Microsoft YaHei" w:eastAsia="微软雅黑"/>
+          <w:b w:val="0"/>
+          <w:color w:val="253638"/>
+          <w:sz w:val="21"/>
+        </w:rPr>
+        <w:t>关注什么：优先关注怡诺思/文拉法辛同成分研究、Cymbalta等SNRI直接竞品、Wellbutrin非SSRI替代，以及Spravato/COMP360等新机制路径。</w:t>
+      </w:r>
+    </w:p>
+    <w:p>
+      <w:pPr>
+        <w:spacing w:after="60" w:line="293" w:lineRule="auto"/>
+        <w:ind w:left="160"/>
+      </w:pPr>
+      <w:r>
+        <w:rPr>
+          <w:rFonts w:ascii="Microsoft YaHei" w:hAnsi="Microsoft YaHei" w:eastAsia="微软雅黑"/>
+          <w:b w:val="0"/>
+          <w:color w:val="253638"/>
+          <w:sz w:val="21"/>
+        </w:rPr>
+        <w:t>为什么关注：竞品正在围绕起效速度、耐受性、TRD和差异化机制展开，可能影响怡诺思在抑郁和焦虑相关治疗中的价值表达。</w:t>
+      </w:r>
+    </w:p>
+    <w:p>
+      <w:pPr>
+        <w:spacing w:after="60" w:line="293" w:lineRule="auto"/>
+        <w:ind w:left="160"/>
+      </w:pPr>
+      <w:r>
+        <w:rPr>
+          <w:rFonts w:ascii="Microsoft YaHei" w:hAnsi="Microsoft YaHei" w:eastAsia="微软雅黑"/>
+          <w:b w:val="0"/>
+          <w:color w:val="253638"/>
+          <w:sz w:val="21"/>
+        </w:rPr>
+        <w:t>建议动作：补齐KOL侧信息源；对文拉法辛同成分研究做终点核对；形成怡诺思与SNRI/SSRI/新机制竞品的场景化对比。</w:t>
+      </w:r>
+    </w:p>
+    <w:p>
+      <w:pPr>
+        <w:spacing w:after="40"/>
+      </w:pPr>
     </w:p>
     <w:p>
       <w:pPr>
